--- a/Отчет_ПЗ7_Кузьменко.docx
+++ b/Отчет_ПЗ7_Кузьменко.docx
@@ -2,6 +2,170 @@
 <file path=word/document.xml><?xml version="1.0" encoding="utf-8"?>
 <w:document xmlns:wpc="http://schemas.microsoft.com/office/word/2010/wordprocessingCanvas" xmlns:mo="http://schemas.microsoft.com/office/mac/office/2008/main" xmlns:mc="http://schemas.openxmlformats.org/markup-compatibility/2006" xmlns:mv="urn:schemas-microsoft-com:mac:vml" xmlns:o="urn:schemas-microsoft-com:office:office" xmlns:r="http://schemas.openxmlformats.org/officeDocument/2006/relationships" xmlns:m="http://schemas.openxmlformats.org/officeDocument/2006/math" xmlns:v="urn:schemas-microsoft-com:vml" xmlns:wp14="http://schemas.microsoft.com/office/word/2010/wordprocessingDrawing" xmlns:wp="http://schemas.openxmlformats.org/drawingml/2006/wordprocessingDrawing" xmlns:w10="urn:schemas-microsoft-com:office:word" xmlns:w="http://schemas.openxmlformats.org/wordprocessingml/2006/main" xmlns:w14="http://schemas.microsoft.com/office/word/2010/wordml" xmlns:wpg="http://schemas.microsoft.com/office/word/2010/wordprocessingGroup" xmlns:wpi="http://schemas.microsoft.com/office/word/2010/wordprocessingInk" xmlns:wne="http://schemas.microsoft.com/office/word/2006/wordml" xmlns:wps="http://schemas.microsoft.com/office/word/2010/wordprocessingShape" mc:Ignorable="w14 wp14">
   <w:body>
+    <w:p>
+      <w:pPr>
+        <w:pStyle w:val="Heading1"/>
+        <w:spacing w:after="160" w:before="280" w:line="276" w:lineRule="auto"/>
+      </w:pPr>
+      <w:r>
+        <w:rPr>
+          <w:rFonts w:ascii="Arial" w:hAnsi="Arial"/>
+          <w:b/>
+          <w:i w:val="0"/>
+          <w:color w:val="143264"/>
+          <w:sz w:val="32"/>
+        </w:rPr>
+        <w:t>ОТЧЁТ ПО ПРАКТИЧЕСКОЙ РАБОТЕ № 7</w:t>
+      </w:r>
+    </w:p>
+    <w:p>
+      <w:r>
+        <w:t>Тема: Система учета платной парковки</w:t>
+      </w:r>
+    </w:p>
+    <w:tbl>
+      <w:tblPr>
+        <w:tblW w:type="auto" w:w="0"/>
+        <w:jc w:val="center"/>
+        <w:tblLook w:firstColumn="1" w:firstRow="1" w:lastColumn="0" w:lastRow="0" w:noHBand="0" w:noVBand="1" w:val="04A0"/>
+        <w:tblBorders>
+          <w:top w:val="single" w:sz="6" w:space="0" w:color="D0D7DE"/>
+          <w:bottom w:val="single" w:sz="6" w:space="0" w:color="D0D7DE"/>
+          <w:insideH w:val="single" w:sz="6" w:space="0" w:color="D0D7DE"/>
+          <w:insideV w:val="none"/>
+          <w:left w:val="none"/>
+          <w:right w:val="none"/>
+        </w:tblBorders>
+      </w:tblPr>
+      <w:tblGrid>
+        <w:gridCol w:w="8640"/>
+      </w:tblGrid>
+      <w:tr>
+        <w:tc>
+          <w:tcPr>
+            <w:tcW w:type="dxa" w:w="8640"/>
+            <w:shd w:fill="F4F6F9"/>
+          </w:tcPr>
+          <w:p>
+            <w:pPr>
+              <w:spacing w:before="80" w:after="80" w:line="252" w:lineRule="auto"/>
+            </w:pPr>
+            <w:r>
+              <w:rPr>
+                <w:rFonts w:ascii="Consolas" w:hAnsi="Consolas"/>
+                <w:color w:val="1E283C"/>
+                <w:sz w:val="19"/>
+              </w:rPr>
+              <w:t>-- =====================================================================</w:t>
+              <w:br/>
+              <w:t>-- ПРАКТИЧЕСКАЯ РАБОТА № 7</w:t>
+              <w:br/>
+              <w:t>-- Тема: Разработка приложения с использованием Python и sqlite3</w:t>
+              <w:br/>
+              <w:t>-- Предметная область: Платная парковка на 10 машиномест</w:t>
+              <w:br/>
+              <w:t>-- Студент: Титов</w:t>
+              <w:br/>
+              <w:t>-- Файл скрипта: pz7_parking.sql</w:t>
+              <w:br/>
+              <w:t>-- =====================================================================</w:t>
+              <w:br/>
+              <w:br/>
+              <w:t>DROP TABLE IF EXISTS parking_sessions;</w:t>
+              <w:br/>
+              <w:br/>
+              <w:t>-- Таблица сессий парковки</w:t>
+              <w:br/>
+              <w:t>CREATE TABLE parking_sessions (</w:t>
+              <w:br/>
+              <w:t xml:space="preserve">    id INTEGER PRIMARY KEY AUTOINCREMENT,</w:t>
+              <w:br/>
+              <w:t xml:space="preserve">    car_model TEXT NOT NULL CHECK(length(trim(car_model)) &gt; 0),</w:t>
+              <w:br/>
+              <w:t xml:space="preserve">    license_plate TEXT NOT NULL CHECK(length(trim(license_plate)) &gt;= 5),</w:t>
+              <w:br/>
+              <w:t xml:space="preserve">    driver_name TEXT NOT NULL CHECK(length(trim(driver_name)) &gt; 0),</w:t>
+              <w:br/>
+              <w:t xml:space="preserve">    entry_time TEXT NOT NULL CHECK(entry_time LIKE '____-__-__ __:__:__'),</w:t>
+              <w:br/>
+              <w:t xml:space="preserve">    exit_time TEXT CHECK(exit_time IS NULL OR exit_time LIKE '____-__-__ __:__:__'),</w:t>
+              <w:br/>
+              <w:t xml:space="preserve">    cost REAL CHECK(cost IS NULL OR cost &gt;= 0)</w:t>
+              <w:br/>
+              <w:t>);</w:t>
+              <w:br/>
+              <w:br/>
+              <w:t>-- Частичный уникальный индекс: блокирует повторный активный заезд одной машины,</w:t>
+              <w:br/>
+              <w:t>-- но разрешает повторные въезды после закрытия предыдущей сессии (когда exit_time NOT NULL)</w:t>
+              <w:br/>
+              <w:t xml:space="preserve">CREATE UNIQUE INDEX idx_active_license_plate </w:t>
+              <w:br/>
+              <w:t xml:space="preserve">ON parking_sessions (license_plate) </w:t>
+              <w:br/>
+              <w:t>WHERE exit_time IS NULL;</w:t>
+              <w:br/>
+              <w:br/>
+              <w:t>-- ---------------------------------------------------------------------</w:t>
+              <w:br/>
+              <w:t>-- Первоначальное наполнение (демонстрационные данные)</w:t>
+              <w:br/>
+              <w:t>-- ---------------------------------------------------------------------</w:t>
+              <w:br/>
+              <w:t>INSERT INTO parking_sessions (car_model, license_plate, driver_name, entry_time, exit_time, cost) VALUES</w:t>
+              <w:br/>
+              <w:t>('Toyota Camry', 'А123ВС777', 'Иванов Иван Иванович', '2026-10-28 07:15:00', '2026-10-28 09:00:00', 200.0),</w:t>
+              <w:br/>
+              <w:t>('BMW X5', 'В456ОК199', 'Петров Алексей Сергеевич', '2026-10-28 06:30:00', '2026-10-28 10:30:00', 400.0),</w:t>
+              <w:br/>
+              <w:t>('Lada Vesta', 'С789МН77', 'Сидоров Михаил Николаевич', '2026-10-28 08:20:00', '2026-10-28 08:30:00', 0.0),</w:t>
+              <w:br/>
+              <w:t>('Kia Rio', 'Е012КХ799', 'Смирнова Анна Павловна', '2026-10-28 05:40:00', '2026-10-28 08:40:00', 300.0),</w:t>
+              <w:br/>
+              <w:t>('Hyundai Solaris', 'К345ТУ177', 'Кузнецов Дмитрий Владимирович', '2026-10-28 04:10:00', '2026-10-28 04:40:00', 100.0),</w:t>
+              <w:br/>
+              <w:t>('Volkswagen Tiguan', 'М678ОР797', 'Морозов Роман Игоревич', '2026-10-28 09:10:00', '2026-10-28 10:40:00', 200.0),</w:t>
+              <w:br/>
+              <w:t>('Mercedes-Benz E200', 'О999ОО77', 'Титов Артём Сергеевич', '2026-10-28 10:45:00', NULL, NULL),</w:t>
+              <w:br/>
+              <w:t>('Skoda Octavia', 'Т111ТТ777', 'Васильев Олег Петрович', '2026-10-28 10:20:00', NULL, NULL),</w:t>
+              <w:br/>
+              <w:t>('Audi Q7', 'У555УУ199', 'Новиков Кирилл Антонович', '2026-10-28 11:50:00', NULL, NULL),</w:t>
+              <w:br/>
+              <w:t>('Toyota Camry', 'А123ВС777', 'Иванов Иван Иванович', '2026-10-28 12:05:00', NULL, NULL);</w:t>
+              <w:br/>
+              <w:br/>
+              <w:t>-- Проверочные запросы:</w:t>
+              <w:br/>
+              <w:t>-- 1. Число занятых мест сейчас:</w:t>
+              <w:br/>
+              <w:t>SELECT COUNT(*) AS occupied_spots FROM parking_sessions WHERE exit_time IS NULL;</w:t>
+              <w:br/>
+              <w:br/>
+              <w:t>-- 2. Список активных автомобилей:</w:t>
+              <w:br/>
+              <w:t>SELECT id, car_model, license_plate, driver_name, entry_time</w:t>
+              <w:br/>
+              <w:t>FROM parking_sessions</w:t>
+              <w:br/>
+              <w:t>WHERE exit_time IS NULL</w:t>
+              <w:br/>
+              <w:t>ORDER BY entry_time;</w:t>
+              <w:br/>
+              <w:br/>
+              <w:t>-- 3. Выручка по завершенным парковкам:</w:t>
+              <w:br/>
+              <w:t>SELECT COUNT(*) AS completed_parkings, SUM(cost) AS total_revenue</w:t>
+              <w:br/>
+              <w:t>FROM parking_sessions</w:t>
+              <w:br/>
+              <w:t>WHERE exit_time IS NOT NULL;</w:t>
+            </w:r>
+          </w:p>
+        </w:tc>
+      </w:tr>
+    </w:tbl>
+    <w:p/>
     <w:sectPr>
       <w:pgSz w:w="12240" w:h="15840"/>
       <w:pgMar w:top="1440" w:right="1800" w:bottom="1440" w:left="1800" w:header="720" w:footer="720" w:gutter="0"/>

--- a/Отчет_ПЗ7_Кузьменко.docx
+++ b/Отчет_ПЗ7_Кузьменко.docx
@@ -4,168 +4,133 @@
   <w:body>
     <w:p>
       <w:pPr>
-        <w:pStyle w:val="Heading1"/>
-        <w:spacing w:after="160" w:before="280" w:line="276" w:lineRule="auto"/>
+        <w:pStyle w:val="Title"/>
       </w:pPr>
       <w:r>
-        <w:rPr>
-          <w:rFonts w:ascii="Arial" w:hAnsi="Arial"/>
-          <w:b/>
-          <w:i w:val="0"/>
-          <w:color w:val="143264"/>
-          <w:sz w:val="32"/>
-        </w:rPr>
-        <w:t>ОТЧЁТ ПО ПРАКТИЧЕСКОЙ РАБОТЕ № 7</w:t>
+        <w:t>Отчет по ПЗ 7</w:t>
       </w:r>
     </w:p>
     <w:p>
       <w:r>
-        <w:t>Тема: Система учета платной парковки</w:t>
+        <w:t>Студент: Кузьменко В.А., группа ДЭ 21-24</w:t>
       </w:r>
     </w:p>
-    <w:tbl>
-      <w:tblPr>
-        <w:tblW w:type="auto" w:w="0"/>
-        <w:jc w:val="center"/>
-        <w:tblLook w:firstColumn="1" w:firstRow="1" w:lastColumn="0" w:lastRow="0" w:noHBand="0" w:noVBand="1" w:val="04A0"/>
-        <w:tblBorders>
-          <w:top w:val="single" w:sz="6" w:space="0" w:color="D0D7DE"/>
-          <w:bottom w:val="single" w:sz="6" w:space="0" w:color="D0D7DE"/>
-          <w:insideH w:val="single" w:sz="6" w:space="0" w:color="D0D7DE"/>
-          <w:insideV w:val="none"/>
-          <w:left w:val="none"/>
-          <w:right w:val="none"/>
-        </w:tblBorders>
-      </w:tblPr>
-      <w:tblGrid>
-        <w:gridCol w:w="8640"/>
-      </w:tblGrid>
-      <w:tr>
-        <w:tc>
-          <w:tcPr>
-            <w:tcW w:type="dxa" w:w="8640"/>
-            <w:shd w:fill="F4F6F9"/>
-          </w:tcPr>
-          <w:p>
-            <w:pPr>
-              <w:spacing w:before="80" w:after="80" w:line="252" w:lineRule="auto"/>
-            </w:pPr>
-            <w:r>
-              <w:rPr>
-                <w:rFonts w:ascii="Consolas" w:hAnsi="Consolas"/>
-                <w:color w:val="1E283C"/>
-                <w:sz w:val="19"/>
-              </w:rPr>
-              <w:t>-- =====================================================================</w:t>
-              <w:br/>
-              <w:t>-- ПРАКТИЧЕСКАЯ РАБОТА № 7</w:t>
-              <w:br/>
-              <w:t>-- Тема: Разработка приложения с использованием Python и sqlite3</w:t>
-              <w:br/>
-              <w:t>-- Предметная область: Платная парковка на 10 машиномест</w:t>
-              <w:br/>
-              <w:t>-- Студент: Титов</w:t>
-              <w:br/>
-              <w:t>-- Файл скрипта: pz7_parking.sql</w:t>
-              <w:br/>
-              <w:t>-- =====================================================================</w:t>
-              <w:br/>
-              <w:br/>
-              <w:t>DROP TABLE IF EXISTS parking_sessions;</w:t>
-              <w:br/>
-              <w:br/>
-              <w:t>-- Таблица сессий парковки</w:t>
-              <w:br/>
-              <w:t>CREATE TABLE parking_sessions (</w:t>
-              <w:br/>
-              <w:t xml:space="preserve">    id INTEGER PRIMARY KEY AUTOINCREMENT,</w:t>
-              <w:br/>
-              <w:t xml:space="preserve">    car_model TEXT NOT NULL CHECK(length(trim(car_model)) &gt; 0),</w:t>
-              <w:br/>
-              <w:t xml:space="preserve">    license_plate TEXT NOT NULL CHECK(length(trim(license_plate)) &gt;= 5),</w:t>
-              <w:br/>
-              <w:t xml:space="preserve">    driver_name TEXT NOT NULL CHECK(length(trim(driver_name)) &gt; 0),</w:t>
-              <w:br/>
-              <w:t xml:space="preserve">    entry_time TEXT NOT NULL CHECK(entry_time LIKE '____-__-__ __:__:__'),</w:t>
-              <w:br/>
-              <w:t xml:space="preserve">    exit_time TEXT CHECK(exit_time IS NULL OR exit_time LIKE '____-__-__ __:__:__'),</w:t>
-              <w:br/>
-              <w:t xml:space="preserve">    cost REAL CHECK(cost IS NULL OR cost &gt;= 0)</w:t>
-              <w:br/>
-              <w:t>);</w:t>
-              <w:br/>
-              <w:br/>
-              <w:t>-- Частичный уникальный индекс: блокирует повторный активный заезд одной машины,</w:t>
-              <w:br/>
-              <w:t>-- но разрешает повторные въезды после закрытия предыдущей сессии (когда exit_time NOT NULL)</w:t>
-              <w:br/>
-              <w:t xml:space="preserve">CREATE UNIQUE INDEX idx_active_license_plate </w:t>
-              <w:br/>
-              <w:t xml:space="preserve">ON parking_sessions (license_plate) </w:t>
-              <w:br/>
-              <w:t>WHERE exit_time IS NULL;</w:t>
-              <w:br/>
-              <w:br/>
-              <w:t>-- ---------------------------------------------------------------------</w:t>
-              <w:br/>
-              <w:t>-- Первоначальное наполнение (демонстрационные данные)</w:t>
-              <w:br/>
-              <w:t>-- ---------------------------------------------------------------------</w:t>
-              <w:br/>
-              <w:t>INSERT INTO parking_sessions (car_model, license_plate, driver_name, entry_time, exit_time, cost) VALUES</w:t>
-              <w:br/>
-              <w:t>('Toyota Camry', 'А123ВС777', 'Иванов Иван Иванович', '2026-10-28 07:15:00', '2026-10-28 09:00:00', 200.0),</w:t>
-              <w:br/>
-              <w:t>('BMW X5', 'В456ОК199', 'Петров Алексей Сергеевич', '2026-10-28 06:30:00', '2026-10-28 10:30:00', 400.0),</w:t>
-              <w:br/>
-              <w:t>('Lada Vesta', 'С789МН77', 'Сидоров Михаил Николаевич', '2026-10-28 08:20:00', '2026-10-28 08:30:00', 0.0),</w:t>
-              <w:br/>
-              <w:t>('Kia Rio', 'Е012КХ799', 'Смирнова Анна Павловна', '2026-10-28 05:40:00', '2026-10-28 08:40:00', 300.0),</w:t>
-              <w:br/>
-              <w:t>('Hyundai Solaris', 'К345ТУ177', 'Кузнецов Дмитрий Владимирович', '2026-10-28 04:10:00', '2026-10-28 04:40:00', 100.0),</w:t>
-              <w:br/>
-              <w:t>('Volkswagen Tiguan', 'М678ОР797', 'Морозов Роман Игоревич', '2026-10-28 09:10:00', '2026-10-28 10:40:00', 200.0),</w:t>
-              <w:br/>
-              <w:t>('Mercedes-Benz E200', 'О999ОО77', 'Титов Артём Сергеевич', '2026-10-28 10:45:00', NULL, NULL),</w:t>
-              <w:br/>
-              <w:t>('Skoda Octavia', 'Т111ТТ777', 'Васильев Олег Петрович', '2026-10-28 10:20:00', NULL, NULL),</w:t>
-              <w:br/>
-              <w:t>('Audi Q7', 'У555УУ199', 'Новиков Кирилл Антонович', '2026-10-28 11:50:00', NULL, NULL),</w:t>
-              <w:br/>
-              <w:t>('Toyota Camry', 'А123ВС777', 'Иванов Иван Иванович', '2026-10-28 12:05:00', NULL, NULL);</w:t>
-              <w:br/>
-              <w:br/>
-              <w:t>-- Проверочные запросы:</w:t>
-              <w:br/>
-              <w:t>-- 1. Число занятых мест сейчас:</w:t>
-              <w:br/>
-              <w:t>SELECT COUNT(*) AS occupied_spots FROM parking_sessions WHERE exit_time IS NULL;</w:t>
-              <w:br/>
-              <w:br/>
-              <w:t>-- 2. Список активных автомобилей:</w:t>
-              <w:br/>
-              <w:t>SELECT id, car_model, license_plate, driver_name, entry_time</w:t>
-              <w:br/>
-              <w:t>FROM parking_sessions</w:t>
-              <w:br/>
-              <w:t>WHERE exit_time IS NULL</w:t>
-              <w:br/>
-              <w:t>ORDER BY entry_time;</w:t>
-              <w:br/>
-              <w:br/>
-              <w:t>-- 3. Выручка по завершенным парковкам:</w:t>
-              <w:br/>
-              <w:t>SELECT COUNT(*) AS completed_parkings, SUM(cost) AS total_revenue</w:t>
-              <w:br/>
-              <w:t>FROM parking_sessions</w:t>
-              <w:br/>
-              <w:t>WHERE exit_time IS NOT NULL;</w:t>
-            </w:r>
-          </w:p>
-        </w:tc>
-      </w:tr>
-    </w:tbl>
-    <w:p/>
+    <w:p>
+      <w:pPr>
+        <w:pStyle w:val="Heading1"/>
+      </w:pPr>
+      <w:r>
+        <w:t>Код:</w:t>
+      </w:r>
+    </w:p>
+    <w:p>
+      <w:r>
+        <w:t>-- =====================================================================</w:t>
+        <w:br/>
+        <w:t>-- ПРАКТИЧЕСКАЯ РАБОТА № 7</w:t>
+        <w:br/>
+        <w:t>-- Тема: Разработка приложения с использованием Python и sqlite3</w:t>
+        <w:br/>
+        <w:t>-- Предметная область: Платная парковка на 10 машиномест</w:t>
+        <w:br/>
+        <w:t>-- Студент: Титов</w:t>
+        <w:br/>
+        <w:t>-- Файл скрипта: pz7_parking.sql</w:t>
+        <w:br/>
+        <w:t>-- =====================================================================</w:t>
+        <w:br/>
+        <w:br/>
+        <w:t>DROP TABLE IF EXISTS parking_sessions;</w:t>
+        <w:br/>
+        <w:br/>
+        <w:t>-- Таблица сессий парковки</w:t>
+        <w:br/>
+        <w:t>CREATE TABLE parking_sessions (</w:t>
+        <w:br/>
+        <w:t xml:space="preserve">    id INTEGER PRIMARY KEY AUTOINCREMENT,</w:t>
+        <w:br/>
+        <w:t xml:space="preserve">    car_model TEXT NOT NULL CHECK(length(trim(car_model)) &gt; 0),</w:t>
+        <w:br/>
+        <w:t xml:space="preserve">    license_plate TEXT NOT NULL CHECK(length(trim(license_plate)) &gt;= 5),</w:t>
+        <w:br/>
+        <w:t xml:space="preserve">    driver_name TEXT NOT NULL CHECK(length(trim(driver_name)) &gt; 0),</w:t>
+        <w:br/>
+        <w:t xml:space="preserve">    entry_time TEXT NOT NULL CHECK(entry_time LIKE '____-__-__ __:__:__'),</w:t>
+        <w:br/>
+        <w:t xml:space="preserve">    exit_time TEXT CHECK(exit_time IS NULL OR exit_time LIKE '____-__-__ __:__:__'),</w:t>
+        <w:br/>
+        <w:t xml:space="preserve">    cost REAL CHECK(cost IS NULL OR cost &gt;= 0)</w:t>
+        <w:br/>
+        <w:t>);</w:t>
+        <w:br/>
+        <w:br/>
+        <w:t>-- Частичный уникальный индекс: блокирует повторный активный заезд одной машины,</w:t>
+        <w:br/>
+        <w:t>-- но разрешает повторные въезды после закрытия предыдущей сессии (когда exit_time NOT NULL)</w:t>
+        <w:br/>
+        <w:t xml:space="preserve">CREATE UNIQUE INDEX idx_active_license_plate </w:t>
+        <w:br/>
+        <w:t xml:space="preserve">ON parking_sessions (license_plate) </w:t>
+        <w:br/>
+        <w:t>WHERE exit_time IS NULL;</w:t>
+        <w:br/>
+        <w:br/>
+        <w:t>-- ---------------------------------------------------------------------</w:t>
+        <w:br/>
+        <w:t>-- Первоначальное наполнение (демонстрационные данные)</w:t>
+        <w:br/>
+        <w:t>-- ---------------------------------------------------------------------</w:t>
+        <w:br/>
+        <w:t>INSERT INTO parking_sessions (car_model, license_plate, driver_name, entry_time, exit_time, cost) VALUES</w:t>
+        <w:br/>
+        <w:t>('Toyota Camry', 'А123ВС777', 'Иванов Иван Иванович', '2026-10-28 07:15:00', '2026-10-28 09:00:00', 200.0),</w:t>
+        <w:br/>
+        <w:t>('BMW X5', 'В456ОК199', 'Петров Алексей Сергеевич', '2026-10-28 06:30:00', '2026-10-28 10:30:00', 400.0),</w:t>
+        <w:br/>
+        <w:t>('Lada Vesta', 'С789МН77', 'Сидоров Михаил Николаевич', '2026-10-28 08:20:00', '2026-10-28 08:30:00', 0.0),</w:t>
+        <w:br/>
+        <w:t>('Kia Rio', 'Е012КХ799', 'Смирнова Анна Павловна', '2026-10-28 05:40:00', '2026-10-28 08:40:00', 300.0),</w:t>
+        <w:br/>
+        <w:t>('Hyundai Solaris', 'К345ТУ177', 'Кузнецов Дмитрий Владимирович', '2026-10-28 04:10:00', '2026-10-28 04:40:00', 100.0),</w:t>
+        <w:br/>
+        <w:t>('Volkswagen Tiguan', 'М678ОР797', 'Морозов Роман Игоревич', '2026-10-28 09:10:00', '2026-10-28 10:40:00', 200.0),</w:t>
+        <w:br/>
+        <w:t>('Mercedes-Benz E200', 'О999ОО77', 'Титов Артём Сергеевич', '2026-10-28 10:45:00', NULL, NULL),</w:t>
+        <w:br/>
+        <w:t>('Skoda Octavia', 'Т111ТТ777', 'Васильев Олег Петрович', '2026-10-28 10:20:00', NULL, NULL),</w:t>
+        <w:br/>
+        <w:t>('Audi Q7', 'У555УУ199', 'Новиков Кирилл Антонович', '2026-10-28 11:50:00', NULL, NULL),</w:t>
+        <w:br/>
+        <w:t>('Toyota Camry', 'А123ВС777', 'Иванов Иван Иванович', '2026-10-28 12:05:00', NULL, NULL);</w:t>
+        <w:br/>
+        <w:br/>
+        <w:t>-- Проверочные запросы:</w:t>
+        <w:br/>
+        <w:t>-- 1. Число занятых мест сейчас:</w:t>
+        <w:br/>
+        <w:t>SELECT COUNT(*) AS occupied_spots FROM parking_sessions WHERE exit_time IS NULL;</w:t>
+        <w:br/>
+        <w:br/>
+        <w:t>-- 2. Список активных автомобилей:</w:t>
+        <w:br/>
+        <w:t>SELECT id, car_model, license_plate, driver_name, entry_time</w:t>
+        <w:br/>
+        <w:t>FROM parking_sessions</w:t>
+        <w:br/>
+        <w:t>WHERE exit_time IS NULL</w:t>
+        <w:br/>
+        <w:t>ORDER BY entry_time;</w:t>
+        <w:br/>
+        <w:br/>
+        <w:t>-- 3. Выручка по завершенным парковкам:</w:t>
+        <w:br/>
+        <w:t>SELECT COUNT(*) AS completed_parkings, SUM(cost) AS total_revenue</w:t>
+        <w:br/>
+        <w:t>FROM parking_sessions</w:t>
+        <w:br/>
+        <w:t>WHERE exit_time IS NOT NULL;</w:t>
+      </w:r>
+    </w:p>
     <w:sectPr>
       <w:pgSz w:w="12240" w:h="15840"/>
       <w:pgMar w:top="1440" w:right="1800" w:bottom="1440" w:left="1800" w:header="720" w:footer="720" w:gutter="0"/>

--- a/Отчет_ПЗ7_Кузьменко.docx
+++ b/Отчет_ПЗ7_Кузьменко.docx
@@ -3,10 +3,12 @@
 <w:document xmlns:wpc="http://schemas.microsoft.com/office/word/2010/wordprocessingCanvas" xmlns:mo="http://schemas.microsoft.com/office/mac/office/2008/main" xmlns:mc="http://schemas.openxmlformats.org/markup-compatibility/2006" xmlns:mv="urn:schemas-microsoft-com:mac:vml" xmlns:o="urn:schemas-microsoft-com:office:office" xmlns:r="http://schemas.openxmlformats.org/officeDocument/2006/relationships" xmlns:m="http://schemas.openxmlformats.org/officeDocument/2006/math" xmlns:v="urn:schemas-microsoft-com:vml" xmlns:wp14="http://schemas.microsoft.com/office/word/2010/wordprocessingDrawing" xmlns:wp="http://schemas.openxmlformats.org/drawingml/2006/wordprocessingDrawing" xmlns:w10="urn:schemas-microsoft-com:office:word" xmlns:w="http://schemas.openxmlformats.org/wordprocessingml/2006/main" xmlns:w14="http://schemas.microsoft.com/office/word/2010/wordml" xmlns:wpg="http://schemas.microsoft.com/office/word/2010/wordprocessingGroup" xmlns:wpi="http://schemas.microsoft.com/office/word/2010/wordprocessingInk" xmlns:wne="http://schemas.microsoft.com/office/word/2006/wordml" xmlns:wps="http://schemas.microsoft.com/office/word/2010/wordprocessingShape" mc:Ignorable="w14 wp14">
   <w:body>
     <w:p>
-      <w:pPr>
-        <w:pStyle w:val="Title"/>
-      </w:pPr>
       <w:r>
+        <w:rPr>
+          <w:b/>
+          <w:color w:val="000000"/>
+          <w:sz w:val="32"/>
+        </w:rPr>
         <w:t>Отчет по ПЗ 7</w:t>
       </w:r>
     </w:p>
@@ -16,10 +18,11 @@
       </w:r>
     </w:p>
     <w:p>
-      <w:pPr>
-        <w:pStyle w:val="Heading1"/>
-      </w:pPr>
       <w:r>
+        <w:rPr>
+          <w:b/>
+          <w:color w:val="000000"/>
+        </w:rPr>
         <w:t>Код:</w:t>
       </w:r>
     </w:p>

--- a/Отчет_ПЗ7_Кузьменко.docx
+++ b/Отчет_ПЗ7_Кузьменко.docx
@@ -5,6 +5,7 @@
     <w:p>
       <w:r>
         <w:rPr>
+          <w:rFonts w:ascii="Arial" w:hAnsi="Arial"/>
           <w:b/>
           <w:color w:val="000000"/>
           <w:sz w:val="32"/>
@@ -18,12 +19,11 @@
       </w:r>
     </w:p>
     <w:p>
+      <w:pPr>
+        <w:pStyle w:val="Heading2"/>
+      </w:pPr>
       <w:r>
-        <w:rPr>
-          <w:b/>
-          <w:color w:val="000000"/>
-        </w:rPr>
-        <w:t>Код:</w:t>
+        <w:t>Код скрипта:</w:t>
       </w:r>
     </w:p>
     <w:p>

--- a/Отчет_ПЗ7_Кузьменко.docx
+++ b/Отчет_ПЗ7_Кузьменко.docx
@@ -5,10 +5,8 @@
     <w:p>
       <w:r>
         <w:rPr>
-          <w:rFonts w:ascii="Arial" w:hAnsi="Arial"/>
           <w:b/>
-          <w:color w:val="000000"/>
-          <w:sz w:val="32"/>
+          <w:sz w:val="28"/>
         </w:rPr>
         <w:t>Отчет по ПЗ 7</w:t>
       </w:r>
@@ -20,118 +18,28 @@
     </w:p>
     <w:p>
       <w:pPr>
-        <w:pStyle w:val="Heading2"/>
+        <w:pStyle w:val="Heading1"/>
       </w:pPr>
       <w:r>
-        <w:t>Код скрипта:</w:t>
+        <w:t>Анализ реализации:</w:t>
       </w:r>
     </w:p>
     <w:p>
       <w:r>
-        <w:t>-- =====================================================================</w:t>
-        <w:br/>
-        <w:t>-- ПРАКТИЧЕСКАЯ РАБОТА № 7</w:t>
-        <w:br/>
-        <w:t>-- Тема: Разработка приложения с использованием Python и sqlite3</w:t>
-        <w:br/>
-        <w:t>-- Предметная область: Платная парковка на 10 машиномест</w:t>
-        <w:br/>
-        <w:t>-- Студент: Титов</w:t>
-        <w:br/>
-        <w:t>-- Файл скрипта: pz7_parking.sql</w:t>
-        <w:br/>
-        <w:t>-- =====================================================================</w:t>
-        <w:br/>
-        <w:br/>
-        <w:t>DROP TABLE IF EXISTS parking_sessions;</w:t>
-        <w:br/>
-        <w:br/>
-        <w:t>-- Таблица сессий парковки</w:t>
-        <w:br/>
-        <w:t>CREATE TABLE parking_sessions (</w:t>
-        <w:br/>
-        <w:t xml:space="preserve">    id INTEGER PRIMARY KEY AUTOINCREMENT,</w:t>
-        <w:br/>
-        <w:t xml:space="preserve">    car_model TEXT NOT NULL CHECK(length(trim(car_model)) &gt; 0),</w:t>
-        <w:br/>
-        <w:t xml:space="preserve">    license_plate TEXT NOT NULL CHECK(length(trim(license_plate)) &gt;= 5),</w:t>
-        <w:br/>
-        <w:t xml:space="preserve">    driver_name TEXT NOT NULL CHECK(length(trim(driver_name)) &gt; 0),</w:t>
-        <w:br/>
-        <w:t xml:space="preserve">    entry_time TEXT NOT NULL CHECK(entry_time LIKE '____-__-__ __:__:__'),</w:t>
-        <w:br/>
-        <w:t xml:space="preserve">    exit_time TEXT CHECK(exit_time IS NULL OR exit_time LIKE '____-__-__ __:__:__'),</w:t>
-        <w:br/>
-        <w:t xml:space="preserve">    cost REAL CHECK(cost IS NULL OR cost &gt;= 0)</w:t>
-        <w:br/>
-        <w:t>);</w:t>
-        <w:br/>
-        <w:br/>
-        <w:t>-- Частичный уникальный индекс: блокирует повторный активный заезд одной машины,</w:t>
-        <w:br/>
-        <w:t>-- но разрешает повторные въезды после закрытия предыдущей сессии (когда exit_time NOT NULL)</w:t>
-        <w:br/>
-        <w:t xml:space="preserve">CREATE UNIQUE INDEX idx_active_license_plate </w:t>
-        <w:br/>
-        <w:t xml:space="preserve">ON parking_sessions (license_plate) </w:t>
-        <w:br/>
-        <w:t>WHERE exit_time IS NULL;</w:t>
-        <w:br/>
-        <w:br/>
-        <w:t>-- ---------------------------------------------------------------------</w:t>
-        <w:br/>
-        <w:t>-- Первоначальное наполнение (демонстрационные данные)</w:t>
-        <w:br/>
-        <w:t>-- ---------------------------------------------------------------------</w:t>
-        <w:br/>
-        <w:t>INSERT INTO parking_sessions (car_model, license_plate, driver_name, entry_time, exit_time, cost) VALUES</w:t>
-        <w:br/>
-        <w:t>('Toyota Camry', 'А123ВС777', 'Иванов Иван Иванович', '2026-10-28 07:15:00', '2026-10-28 09:00:00', 200.0),</w:t>
-        <w:br/>
-        <w:t>('BMW X5', 'В456ОК199', 'Петров Алексей Сергеевич', '2026-10-28 06:30:00', '2026-10-28 10:30:00', 400.0),</w:t>
-        <w:br/>
-        <w:t>('Lada Vesta', 'С789МН77', 'Сидоров Михаил Николаевич', '2026-10-28 08:20:00', '2026-10-28 08:30:00', 0.0),</w:t>
-        <w:br/>
-        <w:t>('Kia Rio', 'Е012КХ799', 'Смирнова Анна Павловна', '2026-10-28 05:40:00', '2026-10-28 08:40:00', 300.0),</w:t>
-        <w:br/>
-        <w:t>('Hyundai Solaris', 'К345ТУ177', 'Кузнецов Дмитрий Владимирович', '2026-10-28 04:10:00', '2026-10-28 04:40:00', 100.0),</w:t>
-        <w:br/>
-        <w:t>('Volkswagen Tiguan', 'М678ОР797', 'Морозов Роман Игоревич', '2026-10-28 09:10:00', '2026-10-28 10:40:00', 200.0),</w:t>
-        <w:br/>
-        <w:t>('Mercedes-Benz E200', 'О999ОО77', 'Титов Артём Сергеевич', '2026-10-28 10:45:00', NULL, NULL),</w:t>
-        <w:br/>
-        <w:t>('Skoda Octavia', 'Т111ТТ777', 'Васильев Олег Петрович', '2026-10-28 10:20:00', NULL, NULL),</w:t>
-        <w:br/>
-        <w:t>('Audi Q7', 'У555УУ199', 'Новиков Кирилл Антонович', '2026-10-28 11:50:00', NULL, NULL),</w:t>
-        <w:br/>
-        <w:t>('Toyota Camry', 'А123ВС777', 'Иванов Иван Иванович', '2026-10-28 12:05:00', NULL, NULL);</w:t>
-        <w:br/>
-        <w:br/>
-        <w:t>-- Проверочные запросы:</w:t>
-        <w:br/>
-        <w:t>-- 1. Число занятых мест сейчас:</w:t>
-        <w:br/>
-        <w:t>SELECT COUNT(*) AS occupied_spots FROM parking_sessions WHERE exit_time IS NULL;</w:t>
-        <w:br/>
-        <w:br/>
-        <w:t>-- 2. Список активных автомобилей:</w:t>
-        <w:br/>
-        <w:t>SELECT id, car_model, license_plate, driver_name, entry_time</w:t>
-        <w:br/>
-        <w:t>FROM parking_sessions</w:t>
-        <w:br/>
-        <w:t>WHERE exit_time IS NULL</w:t>
-        <w:br/>
-        <w:t>ORDER BY entry_time;</w:t>
-        <w:br/>
-        <w:br/>
-        <w:t>-- 3. Выручка по завершенным парковкам:</w:t>
-        <w:br/>
-        <w:t>SELECT COUNT(*) AS completed_parkings, SUM(cost) AS total_revenue</w:t>
-        <w:br/>
-        <w:t>FROM parking_sessions</w:t>
-        <w:br/>
-        <w:t>WHERE exit_time IS NOT NULL;</w:t>
+        <w:t>В данной работе реализованы ключевые SQL-запросы и логика Python-скрипта pz7_parking.sql.</w:t>
+      </w:r>
+    </w:p>
+    <w:p>
+      <w:pPr>
+        <w:pStyle w:val="Heading1"/>
+      </w:pPr>
+      <w:r>
+        <w:t>Ключевые фрагменты:</w:t>
+      </w:r>
+    </w:p>
+    <w:p>
+      <w:r>
+        <w:t>...</w:t>
       </w:r>
     </w:p>
     <w:sectPr>

--- a/Отчет_ПЗ7_Кузьменко.docx
+++ b/Отчет_ПЗ7_Кузьменко.docx
@@ -5,8 +5,10 @@
     <w:p>
       <w:r>
         <w:rPr>
+          <w:rFonts w:ascii="Arial" w:hAnsi="Arial"/>
           <w:b/>
-          <w:sz w:val="28"/>
+          <w:color w:val="000000"/>
+          <w:sz w:val="32"/>
         </w:rPr>
         <w:t>Отчет по ПЗ 7</w:t>
       </w:r>
@@ -18,28 +20,118 @@
     </w:p>
     <w:p>
       <w:pPr>
-        <w:pStyle w:val="Heading1"/>
+        <w:pStyle w:val="Heading2"/>
       </w:pPr>
       <w:r>
-        <w:t>Анализ реализации:</w:t>
+        <w:t>Код:</w:t>
       </w:r>
     </w:p>
     <w:p>
       <w:r>
-        <w:t>В данной работе реализованы ключевые SQL-запросы и логика Python-скрипта pz7_parking.sql.</w:t>
-      </w:r>
-    </w:p>
-    <w:p>
-      <w:pPr>
-        <w:pStyle w:val="Heading1"/>
-      </w:pPr>
-      <w:r>
-        <w:t>Ключевые фрагменты:</w:t>
-      </w:r>
-    </w:p>
-    <w:p>
-      <w:r>
-        <w:t>...</w:t>
+        <w:t>-- =====================================================================</w:t>
+        <w:br/>
+        <w:t>-- ПРАКТИЧЕСКАЯ РАБОТА № 7</w:t>
+        <w:br/>
+        <w:t>-- Тема: Разработка приложения с использованием Python и sqlite3</w:t>
+        <w:br/>
+        <w:t>-- Предметная область: Платная парковка на 10 машиномест</w:t>
+        <w:br/>
+        <w:t>-- Студент: Титов</w:t>
+        <w:br/>
+        <w:t>-- Файл скрипта: pz7_parking.sql</w:t>
+        <w:br/>
+        <w:t>-- =====================================================================</w:t>
+        <w:br/>
+        <w:br/>
+        <w:t>DROP TABLE IF EXISTS parking_sessions;</w:t>
+        <w:br/>
+        <w:br/>
+        <w:t>-- Таблица сессий парковки</w:t>
+        <w:br/>
+        <w:t>CREATE TABLE parking_sessions (</w:t>
+        <w:br/>
+        <w:t xml:space="preserve">    id INTEGER PRIMARY KEY AUTOINCREMENT,</w:t>
+        <w:br/>
+        <w:t xml:space="preserve">    car_model TEXT NOT NULL CHECK(length(trim(car_model)) &gt; 0),</w:t>
+        <w:br/>
+        <w:t xml:space="preserve">    license_plate TEXT NOT NULL CHECK(length(trim(license_plate)) &gt;= 5),</w:t>
+        <w:br/>
+        <w:t xml:space="preserve">    driver_name TEXT NOT NULL CHECK(length(trim(driver_name)) &gt; 0),</w:t>
+        <w:br/>
+        <w:t xml:space="preserve">    entry_time TEXT NOT NULL CHECK(entry_time LIKE '____-__-__ __:__:__'),</w:t>
+        <w:br/>
+        <w:t xml:space="preserve">    exit_time TEXT CHECK(exit_time IS NULL OR exit_time LIKE '____-__-__ __:__:__'),</w:t>
+        <w:br/>
+        <w:t xml:space="preserve">    cost REAL CHECK(cost IS NULL OR cost &gt;= 0)</w:t>
+        <w:br/>
+        <w:t>);</w:t>
+        <w:br/>
+        <w:br/>
+        <w:t>-- Частичный уникальный индекс: блокирует повторный активный заезд одной машины,</w:t>
+        <w:br/>
+        <w:t>-- но разрешает повторные въезды после закрытия предыдущей сессии (когда exit_time NOT NULL)</w:t>
+        <w:br/>
+        <w:t xml:space="preserve">CREATE UNIQUE INDEX idx_active_license_plate </w:t>
+        <w:br/>
+        <w:t xml:space="preserve">ON parking_sessions (license_plate) </w:t>
+        <w:br/>
+        <w:t>WHERE exit_time IS NULL;</w:t>
+        <w:br/>
+        <w:br/>
+        <w:t>-- ---------------------------------------------------------------------</w:t>
+        <w:br/>
+        <w:t>-- Первоначальное наполнение (демонстрационные данные)</w:t>
+        <w:br/>
+        <w:t>-- ---------------------------------------------------------------------</w:t>
+        <w:br/>
+        <w:t>INSERT INTO parking_sessions (car_model, license_plate, driver_name, entry_time, exit_time, cost) VALUES</w:t>
+        <w:br/>
+        <w:t>('Toyota Camry', 'А123ВС777', 'Иванов Иван Иванович', '2026-10-28 07:15:00', '2026-10-28 09:00:00', 200.0),</w:t>
+        <w:br/>
+        <w:t>('BMW X5', 'В456ОК199', 'Петров Алексей Сергеевич', '2026-10-28 06:30:00', '2026-10-28 10:30:00', 400.0),</w:t>
+        <w:br/>
+        <w:t>('Lada Vesta', 'С789МН77', 'Сидоров Михаил Николаевич', '2026-10-28 08:20:00', '2026-10-28 08:30:00', 0.0),</w:t>
+        <w:br/>
+        <w:t>('Kia Rio', 'Е012КХ799', 'Смирнова Анна Павловна', '2026-10-28 05:40:00', '2026-10-28 08:40:00', 300.0),</w:t>
+        <w:br/>
+        <w:t>('Hyundai Solaris', 'К345ТУ177', 'Кузнецов Дмитрий Владимирович', '2026-10-28 04:10:00', '2026-10-28 04:40:00', 100.0),</w:t>
+        <w:br/>
+        <w:t>('Volkswagen Tiguan', 'М678ОР797', 'Морозов Роман Игоревич', '2026-10-28 09:10:00', '2026-10-28 10:40:00', 200.0),</w:t>
+        <w:br/>
+        <w:t>('Mercedes-Benz E200', 'О999ОО77', 'Титов Артём Сергеевич', '2026-10-28 10:45:00', NULL, NULL),</w:t>
+        <w:br/>
+        <w:t>('Skoda Octavia', 'Т111ТТ777', 'Васильев Олег Петрович', '2026-10-28 10:20:00', NULL, NULL),</w:t>
+        <w:br/>
+        <w:t>('Audi Q7', 'У555УУ199', 'Новиков Кирилл Антонович', '2026-10-28 11:50:00', NULL, NULL),</w:t>
+        <w:br/>
+        <w:t>('Toyota Camry', 'А123ВС777', 'Иванов Иван Иванович', '2026-10-28 12:05:00', NULL, NULL);</w:t>
+        <w:br/>
+        <w:br/>
+        <w:t>-- Проверочные запросы:</w:t>
+        <w:br/>
+        <w:t>-- 1. Число занятых мест сейчас:</w:t>
+        <w:br/>
+        <w:t>SELECT COUNT(*) AS occupied_spots FROM parking_sessions WHERE exit_time IS NULL;</w:t>
+        <w:br/>
+        <w:br/>
+        <w:t>-- 2. Список активных автомобилей:</w:t>
+        <w:br/>
+        <w:t>SELECT id, car_model, license_plate, driver_name, entry_time</w:t>
+        <w:br/>
+        <w:t>FROM parking_sessions</w:t>
+        <w:br/>
+        <w:t>WHERE exit_time IS NULL</w:t>
+        <w:br/>
+        <w:t>ORDER BY entry_time;</w:t>
+        <w:br/>
+        <w:br/>
+        <w:t>-- 3. Выручка по завершенным парковкам:</w:t>
+        <w:br/>
+        <w:t>SELECT COUNT(*) AS completed_parkings, SUM(cost) AS total_revenue</w:t>
+        <w:br/>
+        <w:t>FROM parking_sessions</w:t>
+        <w:br/>
+        <w:t>WHERE exit_time IS NOT NULL;</w:t>
       </w:r>
     </w:p>
     <w:sectPr>
